--- a/templates/erd_template.docx
+++ b/templates/erd_template.docx
@@ -15,7 +15,7 @@
     <w:tbl>
       <w:tblPr>
         <w:tblStyle w:val="Table1"/>
-        <w:tblW w:w="9000.0" w:type="dxa"/>
+        <w:tblW w:w="14010.0" w:type="dxa"/>
         <w:jc w:val="left"/>
         <w:tblBorders>
           <w:top w:color="000000" w:space="0" w:sz="8" w:val="single"/>
@@ -31,20 +31,20 @@
       <w:tblGrid>
         <w:gridCol w:w="1500"/>
         <w:gridCol w:w="1530"/>
-        <w:gridCol w:w="1470"/>
-        <w:gridCol w:w="1500"/>
-        <w:gridCol w:w="1500"/>
-        <w:gridCol w:w="750"/>
-        <w:gridCol w:w="750"/>
+        <w:gridCol w:w="3675"/>
+        <w:gridCol w:w="1440"/>
+        <w:gridCol w:w="4005"/>
+        <w:gridCol w:w="825"/>
+        <w:gridCol w:w="1035"/>
         <w:tblGridChange w:id="0">
           <w:tblGrid>
             <w:gridCol w:w="1500"/>
             <w:gridCol w:w="1530"/>
-            <w:gridCol w:w="1470"/>
-            <w:gridCol w:w="1500"/>
-            <w:gridCol w:w="1500"/>
-            <w:gridCol w:w="750"/>
-            <w:gridCol w:w="750"/>
+            <w:gridCol w:w="3675"/>
+            <w:gridCol w:w="1440"/>
+            <w:gridCol w:w="4005"/>
+            <w:gridCol w:w="825"/>
+            <w:gridCol w:w="1035"/>
           </w:tblGrid>
         </w:tblGridChange>
       </w:tblGrid>
@@ -57,7 +57,7 @@
         <w:tc>
           <w:tcPr>
             <w:gridSpan w:val="7"/>
-            <w:shd w:fill="auto" w:val="clear"/>
+            <w:shd w:fill="d9d9d9" w:val="clear"/>
             <w:tcMar>
               <w:top w:w="100.0" w:type="dxa"/>
               <w:left w:w="100.0" w:type="dxa"/>
@@ -103,7 +103,7 @@
         </w:trPr>
         <w:tc>
           <w:tcPr>
-            <w:shd w:fill="auto" w:val="clear"/>
+            <w:shd w:fill="d9d9d9" w:val="clear"/>
             <w:tcMar>
               <w:top w:w="100.0" w:type="dxa"/>
               <w:left w:w="100.0" w:type="dxa"/>
@@ -180,7 +180,7 @@
         </w:tc>
         <w:tc>
           <w:tcPr>
-            <w:shd w:fill="auto" w:val="clear"/>
+            <w:shd w:fill="d9d9d9" w:val="clear"/>
             <w:tcMar>
               <w:top w:w="100.0" w:type="dxa"/>
               <w:left w:w="100.0" w:type="dxa"/>
@@ -210,8 +210,10 @@
             </w:pPr>
             <w:r>
               <w:rPr>
-                <w:rtl w:val="0"/>
-              </w:rPr>
+                <w:rFonts w:ascii="Arial Unicode MS" w:cs="Arial Unicode MS" w:eastAsia="Arial Unicode MS" w:hAnsi="Arial Unicode MS"/>
+                <w:rtl w:val="0"/>
+              </w:rPr>
+              <w:t xml:space="preserve">서브시스템명</w:t>
             </w:r>
           </w:p>
         </w:tc>
@@ -262,7 +264,7 @@
         </w:trPr>
         <w:tc>
           <w:tcPr>
-            <w:shd w:fill="auto" w:val="clear"/>
+            <w:shd w:fill="d9d9d9" w:val="clear"/>
             <w:tcMar>
               <w:top w:w="100.0" w:type="dxa"/>
               <w:left w:w="100.0" w:type="dxa"/>
@@ -341,7 +343,7 @@
         </w:tc>
         <w:tc>
           <w:tcPr>
-            <w:shd w:fill="auto" w:val="clear"/>
+            <w:shd w:fill="d9d9d9" w:val="clear"/>
             <w:tcMar>
               <w:top w:w="100.0" w:type="dxa"/>
               <w:left w:w="100.0" w:type="dxa"/>
@@ -417,7 +419,7 @@
         </w:tc>
         <w:tc>
           <w:tcPr>
-            <w:shd w:fill="auto" w:val="clear"/>
+            <w:shd w:fill="d9d9d9" w:val="clear"/>
             <w:tcMar>
               <w:top w:w="100.0" w:type="dxa"/>
               <w:left w:w="100.0" w:type="dxa"/>
@@ -546,7 +548,7 @@
     <w:tbl>
       <w:tblPr>
         <w:tblStyle w:val="Table2"/>
-        <w:tblW w:w="9029.0" w:type="dxa"/>
+        <w:tblW w:w="13995.0" w:type="dxa"/>
         <w:jc w:val="left"/>
         <w:tblBorders>
           <w:top w:color="000000" w:space="0" w:sz="8" w:val="single"/>
@@ -560,27 +562,28 @@
         <w:tblLook w:val="0600"/>
       </w:tblPr>
       <w:tblGrid>
-        <w:gridCol w:w="2257.25"/>
-        <w:gridCol w:w="2257.25"/>
-        <w:gridCol w:w="2257.25"/>
-        <w:gridCol w:w="2257.25"/>
+        <w:gridCol w:w="1065"/>
+        <w:gridCol w:w="5895"/>
+        <w:gridCol w:w="1140"/>
+        <w:gridCol w:w="5895"/>
         <w:tblGridChange w:id="0">
           <w:tblGrid>
-            <w:gridCol w:w="2257.25"/>
-            <w:gridCol w:w="2257.25"/>
-            <w:gridCol w:w="2257.25"/>
-            <w:gridCol w:w="2257.25"/>
+            <w:gridCol w:w="1065"/>
+            <w:gridCol w:w="5895"/>
+            <w:gridCol w:w="1140"/>
+            <w:gridCol w:w="5895"/>
           </w:tblGrid>
         </w:tblGridChange>
       </w:tblGrid>
       <w:tr>
         <w:trPr>
           <w:cantSplit w:val="0"/>
+          <w:trHeight w:val="447.978515625" w:hRule="atLeast"/>
           <w:tblHeader w:val="0"/>
         </w:trPr>
         <w:tc>
           <w:tcPr>
-            <w:shd w:fill="auto" w:val="clear"/>
+            <w:shd w:fill="d9d9d9" w:val="clear"/>
             <w:tcMar>
               <w:top w:w="100.0" w:type="dxa"/>
               <w:left w:w="100.0" w:type="dxa"/>
@@ -655,7 +658,7 @@
         </w:tc>
         <w:tc>
           <w:tcPr>
-            <w:shd w:fill="auto" w:val="clear"/>
+            <w:shd w:fill="d9d9d9" w:val="clear"/>
             <w:tcMar>
               <w:top w:w="100.0" w:type="dxa"/>
               <w:left w:w="100.0" w:type="dxa"/>
@@ -818,7 +821,7 @@
     <w:tbl>
       <w:tblPr>
         <w:tblStyle w:val="Table3"/>
-        <w:tblW w:w="9000.0" w:type="dxa"/>
+        <w:tblW w:w="13965.000000000002" w:type="dxa"/>
         <w:jc w:val="left"/>
         <w:tblBorders>
           <w:top w:color="000000" w:space="0" w:sz="8" w:val="single"/>
@@ -832,66 +835,45 @@
         <w:tblLook w:val="0600"/>
       </w:tblPr>
       <w:tblGrid>
-        <w:gridCol w:w="900"/>
-        <w:gridCol w:w="900"/>
-        <w:gridCol w:w="900"/>
-        <w:gridCol w:w="900"/>
-        <w:gridCol w:w="900"/>
-        <w:gridCol w:w="900"/>
-        <w:gridCol w:w="900"/>
-        <w:gridCol w:w="900"/>
-        <w:gridCol w:w="900"/>
-        <w:gridCol w:w="900"/>
+        <w:gridCol w:w="1396.5"/>
+        <w:gridCol w:w="1396.5"/>
+        <w:gridCol w:w="1396.5"/>
+        <w:gridCol w:w="1396.5"/>
+        <w:gridCol w:w="1396.5"/>
+        <w:gridCol w:w="1396.5"/>
+        <w:gridCol w:w="1396.5"/>
+        <w:gridCol w:w="1396.5"/>
+        <w:gridCol w:w="1396.5"/>
+        <w:gridCol w:w="1396.5"/>
         <w:tblGridChange w:id="0">
           <w:tblGrid>
-            <w:gridCol w:w="900"/>
-            <w:gridCol w:w="900"/>
-            <w:gridCol w:w="900"/>
-            <w:gridCol w:w="900"/>
-            <w:gridCol w:w="900"/>
-            <w:gridCol w:w="900"/>
-            <w:gridCol w:w="900"/>
-            <w:gridCol w:w="900"/>
-            <w:gridCol w:w="900"/>
-            <w:gridCol w:w="900"/>
+            <w:gridCol w:w="1396.5"/>
+            <w:gridCol w:w="1396.5"/>
+            <w:gridCol w:w="1396.5"/>
+            <w:gridCol w:w="1396.5"/>
+            <w:gridCol w:w="1396.5"/>
+            <w:gridCol w:w="1396.5"/>
+            <w:gridCol w:w="1396.5"/>
+            <w:gridCol w:w="1396.5"/>
+            <w:gridCol w:w="1396.5"/>
+            <w:gridCol w:w="1396.5"/>
           </w:tblGrid>
         </w:tblGridChange>
       </w:tblGrid>
       <w:tr>
         <w:trPr>
           <w:cantSplit w:val="0"/>
-          <w:trHeight w:val="420" w:hRule="atLeast"/>
+          <w:trHeight w:val="432.978515625" w:hRule="atLeast"/>
           <w:tblHeader w:val="0"/>
         </w:trPr>
         <w:tc>
           <w:tcPr>
-            <w:gridSpan w:val="2"/>
-            <w:shd w:fill="auto" w:val="clear"/>
-            <w:tcMar>
-              <w:top w:w="100.0" w:type="dxa"/>
-              <w:left w:w="100.0" w:type="dxa"/>
-              <w:bottom w:w="100.0" w:type="dxa"/>
-              <w:right w:w="100.0" w:type="dxa"/>
-            </w:tcMar>
-            <w:vAlign w:val="top"/>
-          </w:tcPr>
-          <w:p>
-            <w:pPr>
-              <w:keepNext w:val="0"/>
-              <w:keepLines w:val="0"/>
-              <w:pageBreakBefore w:val="0"/>
-              <w:widowControl w:val="0"/>
-              <w:pBdr>
-                <w:top w:space="0" w:sz="0" w:val="nil"/>
-                <w:left w:space="0" w:sz="0" w:val="nil"/>
-                <w:bottom w:space="0" w:sz="0" w:val="nil"/>
-                <w:right w:space="0" w:sz="0" w:val="nil"/>
-                <w:between w:space="0" w:sz="0" w:val="nil"/>
-              </w:pBdr>
-              <w:shd w:fill="auto" w:val="clear"/>
-              <w:spacing w:after="0" w:before="0" w:line="240" w:lineRule="auto"/>
-              <w:ind w:left="0" w:right="0" w:firstLine="0"/>
-              <w:jc w:val="left"/>
+            <w:shd w:fill="d9d9d9" w:val="clear"/>
+          </w:tcPr>
+          <w:p>
+            <w:pPr>
+              <w:widowControl w:val="0"/>
+              <w:spacing w:line="240" w:lineRule="auto"/>
               <w:rPr/>
             </w:pPr>
             <w:r>
@@ -905,53 +887,24 @@
         </w:tc>
         <w:tc>
           <w:tcPr>
-            <w:gridSpan w:val="3"/>
-            <w:shd w:fill="auto" w:val="clear"/>
-            <w:tcMar>
-              <w:top w:w="100.0" w:type="dxa"/>
-              <w:left w:w="100.0" w:type="dxa"/>
-              <w:bottom w:w="100.0" w:type="dxa"/>
-              <w:right w:w="100.0" w:type="dxa"/>
-            </w:tcMar>
-            <w:vAlign w:val="top"/>
-          </w:tcPr>
-          <w:p>
-            <w:pPr>
-              <w:keepNext w:val="0"/>
-              <w:keepLines w:val="0"/>
-              <w:pageBreakBefore w:val="0"/>
-              <w:widowControl w:val="0"/>
-              <w:pBdr>
-                <w:top w:space="0" w:sz="0" w:val="nil"/>
-                <w:left w:space="0" w:sz="0" w:val="nil"/>
-                <w:bottom w:space="0" w:sz="0" w:val="nil"/>
-                <w:right w:space="0" w:sz="0" w:val="nil"/>
-                <w:between w:space="0" w:sz="0" w:val="nil"/>
-              </w:pBdr>
-              <w:shd w:fill="auto" w:val="clear"/>
-              <w:spacing w:after="0" w:before="0" w:line="240" w:lineRule="auto"/>
-              <w:ind w:left="0" w:right="0" w:firstLine="0"/>
-              <w:jc w:val="left"/>
-              <w:rPr/>
-            </w:pPr>
-            <w:r>
-              <w:rPr>
-                <w:rtl w:val="0"/>
-              </w:rPr>
-            </w:r>
-          </w:p>
-        </w:tc>
-        <w:tc>
-          <w:tcPr>
-            <w:gridSpan w:val="2"/>
-            <w:shd w:fill="auto" w:val="clear"/>
-            <w:tcMar>
-              <w:top w:w="100.0" w:type="dxa"/>
-              <w:left w:w="100.0" w:type="dxa"/>
-              <w:bottom w:w="100.0" w:type="dxa"/>
-              <w:right w:w="100.0" w:type="dxa"/>
-            </w:tcMar>
-            <w:vAlign w:val="top"/>
+            <w:gridSpan w:val="4"/>
+          </w:tcPr>
+          <w:p>
+            <w:pPr>
+              <w:widowControl w:val="0"/>
+              <w:spacing w:line="240" w:lineRule="auto"/>
+              <w:rPr/>
+            </w:pPr>
+            <w:r>
+              <w:rPr>
+                <w:rtl w:val="0"/>
+              </w:rPr>
+            </w:r>
+          </w:p>
+        </w:tc>
+        <w:tc>
+          <w:tcPr>
+            <w:shd w:fill="d9d9d9" w:val="clear"/>
           </w:tcPr>
           <w:p>
             <w:pPr>
@@ -970,33 +923,12 @@
         </w:tc>
         <w:tc>
           <w:tcPr>
-            <w:gridSpan w:val="3"/>
-            <w:shd w:fill="auto" w:val="clear"/>
-            <w:tcMar>
-              <w:top w:w="100.0" w:type="dxa"/>
-              <w:left w:w="100.0" w:type="dxa"/>
-              <w:bottom w:w="100.0" w:type="dxa"/>
-              <w:right w:w="100.0" w:type="dxa"/>
-            </w:tcMar>
-            <w:vAlign w:val="top"/>
-          </w:tcPr>
-          <w:p>
-            <w:pPr>
-              <w:keepNext w:val="0"/>
-              <w:keepLines w:val="0"/>
-              <w:pageBreakBefore w:val="0"/>
-              <w:widowControl w:val="0"/>
-              <w:pBdr>
-                <w:top w:space="0" w:sz="0" w:val="nil"/>
-                <w:left w:space="0" w:sz="0" w:val="nil"/>
-                <w:bottom w:space="0" w:sz="0" w:val="nil"/>
-                <w:right w:space="0" w:sz="0" w:val="nil"/>
-                <w:between w:space="0" w:sz="0" w:val="nil"/>
-              </w:pBdr>
-              <w:shd w:fill="auto" w:val="clear"/>
-              <w:spacing w:after="0" w:before="0" w:line="240" w:lineRule="auto"/>
-              <w:ind w:left="0" w:right="0" w:firstLine="0"/>
-              <w:jc w:val="left"/>
+            <w:gridSpan w:val="4"/>
+          </w:tcPr>
+          <w:p>
+            <w:pPr>
+              <w:widowControl w:val="0"/>
+              <w:spacing w:line="240" w:lineRule="auto"/>
               <w:rPr/>
             </w:pPr>
             <w:r>
@@ -1015,33 +947,12 @@
         </w:trPr>
         <w:tc>
           <w:tcPr>
-            <w:gridSpan w:val="4"/>
-            <w:shd w:fill="auto" w:val="clear"/>
-            <w:tcMar>
-              <w:top w:w="100.0" w:type="dxa"/>
-              <w:left w:w="100.0" w:type="dxa"/>
-              <w:bottom w:w="100.0" w:type="dxa"/>
-              <w:right w:w="100.0" w:type="dxa"/>
-            </w:tcMar>
-            <w:vAlign w:val="top"/>
-          </w:tcPr>
-          <w:p>
-            <w:pPr>
-              <w:keepNext w:val="0"/>
-              <w:keepLines w:val="0"/>
-              <w:pageBreakBefore w:val="0"/>
-              <w:widowControl w:val="0"/>
-              <w:pBdr>
-                <w:top w:space="0" w:sz="0" w:val="nil"/>
-                <w:left w:space="0" w:sz="0" w:val="nil"/>
-                <w:bottom w:space="0" w:sz="0" w:val="nil"/>
-                <w:right w:space="0" w:sz="0" w:val="nil"/>
-                <w:between w:space="0" w:sz="0" w:val="nil"/>
-              </w:pBdr>
-              <w:shd w:fill="auto" w:val="clear"/>
-              <w:spacing w:after="0" w:before="0" w:line="240" w:lineRule="auto"/>
-              <w:ind w:left="0" w:right="0" w:firstLine="0"/>
-              <w:jc w:val="left"/>
+            <w:shd w:fill="d9d9d9" w:val="clear"/>
+          </w:tcPr>
+          <w:p>
+            <w:pPr>
+              <w:widowControl w:val="0"/>
+              <w:spacing w:line="240" w:lineRule="auto"/>
               <w:rPr/>
             </w:pPr>
             <w:r>
@@ -1055,33 +966,12 @@
         </w:tc>
         <w:tc>
           <w:tcPr>
-            <w:gridSpan w:val="6"/>
-            <w:shd w:fill="auto" w:val="clear"/>
-            <w:tcMar>
-              <w:top w:w="100.0" w:type="dxa"/>
-              <w:left w:w="100.0" w:type="dxa"/>
-              <w:bottom w:w="100.0" w:type="dxa"/>
-              <w:right w:w="100.0" w:type="dxa"/>
-            </w:tcMar>
-            <w:vAlign w:val="top"/>
-          </w:tcPr>
-          <w:p>
-            <w:pPr>
-              <w:keepNext w:val="0"/>
-              <w:keepLines w:val="0"/>
-              <w:pageBreakBefore w:val="0"/>
-              <w:widowControl w:val="0"/>
-              <w:pBdr>
-                <w:top w:space="0" w:sz="0" w:val="nil"/>
-                <w:left w:space="0" w:sz="0" w:val="nil"/>
-                <w:bottom w:space="0" w:sz="0" w:val="nil"/>
-                <w:right w:space="0" w:sz="0" w:val="nil"/>
-                <w:between w:space="0" w:sz="0" w:val="nil"/>
-              </w:pBdr>
-              <w:shd w:fill="auto" w:val="clear"/>
-              <w:spacing w:after="0" w:before="0" w:line="240" w:lineRule="auto"/>
-              <w:ind w:left="0" w:right="0" w:firstLine="0"/>
-              <w:jc w:val="left"/>
+            <w:gridSpan w:val="9"/>
+          </w:tcPr>
+          <w:p>
+            <w:pPr>
+              <w:widowControl w:val="0"/>
+              <w:spacing w:line="240" w:lineRule="auto"/>
               <w:rPr/>
             </w:pPr>
             <w:r>
@@ -1099,32 +989,12 @@
         </w:trPr>
         <w:tc>
           <w:tcPr>
-            <w:shd w:fill="auto" w:val="clear"/>
-            <w:tcMar>
-              <w:top w:w="100.0" w:type="dxa"/>
-              <w:left w:w="100.0" w:type="dxa"/>
-              <w:bottom w:w="100.0" w:type="dxa"/>
-              <w:right w:w="100.0" w:type="dxa"/>
-            </w:tcMar>
-            <w:vAlign w:val="top"/>
-          </w:tcPr>
-          <w:p>
-            <w:pPr>
-              <w:keepNext w:val="0"/>
-              <w:keepLines w:val="0"/>
-              <w:pageBreakBefore w:val="0"/>
-              <w:widowControl w:val="0"/>
-              <w:pBdr>
-                <w:top w:space="0" w:sz="0" w:val="nil"/>
-                <w:left w:space="0" w:sz="0" w:val="nil"/>
-                <w:bottom w:space="0" w:sz="0" w:val="nil"/>
-                <w:right w:space="0" w:sz="0" w:val="nil"/>
-                <w:between w:space="0" w:sz="0" w:val="nil"/>
-              </w:pBdr>
-              <w:shd w:fill="auto" w:val="clear"/>
-              <w:spacing w:after="0" w:before="0" w:line="240" w:lineRule="auto"/>
-              <w:ind w:left="0" w:right="0" w:firstLine="0"/>
-              <w:jc w:val="left"/>
+            <w:shd w:fill="d9d9d9" w:val="clear"/>
+          </w:tcPr>
+          <w:p>
+            <w:pPr>
+              <w:widowControl w:val="0"/>
+              <w:spacing w:line="240" w:lineRule="auto"/>
               <w:rPr/>
             </w:pPr>
             <w:r>
@@ -1138,32 +1008,12 @@
         </w:tc>
         <w:tc>
           <w:tcPr>
-            <w:shd w:fill="auto" w:val="clear"/>
-            <w:tcMar>
-              <w:top w:w="100.0" w:type="dxa"/>
-              <w:left w:w="100.0" w:type="dxa"/>
-              <w:bottom w:w="100.0" w:type="dxa"/>
-              <w:right w:w="100.0" w:type="dxa"/>
-            </w:tcMar>
-            <w:vAlign w:val="top"/>
-          </w:tcPr>
-          <w:p>
-            <w:pPr>
-              <w:keepNext w:val="0"/>
-              <w:keepLines w:val="0"/>
-              <w:pageBreakBefore w:val="0"/>
-              <w:widowControl w:val="0"/>
-              <w:pBdr>
-                <w:top w:space="0" w:sz="0" w:val="nil"/>
-                <w:left w:space="0" w:sz="0" w:val="nil"/>
-                <w:bottom w:space="0" w:sz="0" w:val="nil"/>
-                <w:right w:space="0" w:sz="0" w:val="nil"/>
-                <w:between w:space="0" w:sz="0" w:val="nil"/>
-              </w:pBdr>
-              <w:shd w:fill="auto" w:val="clear"/>
-              <w:spacing w:after="0" w:before="0" w:line="240" w:lineRule="auto"/>
-              <w:ind w:left="0" w:right="0" w:firstLine="0"/>
-              <w:jc w:val="left"/>
+            <w:shd w:fill="d9d9d9" w:val="clear"/>
+          </w:tcPr>
+          <w:p>
+            <w:pPr>
+              <w:widowControl w:val="0"/>
+              <w:spacing w:line="240" w:lineRule="auto"/>
               <w:rPr/>
             </w:pPr>
             <w:r>
@@ -1177,32 +1027,12 @@
         </w:tc>
         <w:tc>
           <w:tcPr>
-            <w:shd w:fill="auto" w:val="clear"/>
-            <w:tcMar>
-              <w:top w:w="100.0" w:type="dxa"/>
-              <w:left w:w="100.0" w:type="dxa"/>
-              <w:bottom w:w="100.0" w:type="dxa"/>
-              <w:right w:w="100.0" w:type="dxa"/>
-            </w:tcMar>
-            <w:vAlign w:val="top"/>
-          </w:tcPr>
-          <w:p>
-            <w:pPr>
-              <w:keepNext w:val="0"/>
-              <w:keepLines w:val="0"/>
-              <w:pageBreakBefore w:val="0"/>
-              <w:widowControl w:val="0"/>
-              <w:pBdr>
-                <w:top w:space="0" w:sz="0" w:val="nil"/>
-                <w:left w:space="0" w:sz="0" w:val="nil"/>
-                <w:bottom w:space="0" w:sz="0" w:val="nil"/>
-                <w:right w:space="0" w:sz="0" w:val="nil"/>
-                <w:between w:space="0" w:sz="0" w:val="nil"/>
-              </w:pBdr>
-              <w:shd w:fill="auto" w:val="clear"/>
-              <w:spacing w:after="0" w:before="0" w:line="240" w:lineRule="auto"/>
-              <w:ind w:left="0" w:right="0" w:firstLine="0"/>
-              <w:jc w:val="left"/>
+            <w:shd w:fill="d9d9d9" w:val="clear"/>
+          </w:tcPr>
+          <w:p>
+            <w:pPr>
+              <w:widowControl w:val="0"/>
+              <w:spacing w:line="240" w:lineRule="auto"/>
               <w:rPr/>
             </w:pPr>
             <w:r>
@@ -1216,32 +1046,12 @@
         </w:tc>
         <w:tc>
           <w:tcPr>
-            <w:shd w:fill="auto" w:val="clear"/>
-            <w:tcMar>
-              <w:top w:w="100.0" w:type="dxa"/>
-              <w:left w:w="100.0" w:type="dxa"/>
-              <w:bottom w:w="100.0" w:type="dxa"/>
-              <w:right w:w="100.0" w:type="dxa"/>
-            </w:tcMar>
-            <w:vAlign w:val="top"/>
-          </w:tcPr>
-          <w:p>
-            <w:pPr>
-              <w:keepNext w:val="0"/>
-              <w:keepLines w:val="0"/>
-              <w:pageBreakBefore w:val="0"/>
-              <w:widowControl w:val="0"/>
-              <w:pBdr>
-                <w:top w:space="0" w:sz="0" w:val="nil"/>
-                <w:left w:space="0" w:sz="0" w:val="nil"/>
-                <w:bottom w:space="0" w:sz="0" w:val="nil"/>
-                <w:right w:space="0" w:sz="0" w:val="nil"/>
-                <w:between w:space="0" w:sz="0" w:val="nil"/>
-              </w:pBdr>
-              <w:shd w:fill="auto" w:val="clear"/>
-              <w:spacing w:after="0" w:before="0" w:line="240" w:lineRule="auto"/>
-              <w:ind w:left="0" w:right="0" w:firstLine="0"/>
-              <w:jc w:val="left"/>
+            <w:shd w:fill="d9d9d9" w:val="clear"/>
+          </w:tcPr>
+          <w:p>
+            <w:pPr>
+              <w:widowControl w:val="0"/>
+              <w:spacing w:line="240" w:lineRule="auto"/>
               <w:rPr/>
             </w:pPr>
             <w:r>
@@ -1255,32 +1065,12 @@
         </w:tc>
         <w:tc>
           <w:tcPr>
-            <w:shd w:fill="auto" w:val="clear"/>
-            <w:tcMar>
-              <w:top w:w="100.0" w:type="dxa"/>
-              <w:left w:w="100.0" w:type="dxa"/>
-              <w:bottom w:w="100.0" w:type="dxa"/>
-              <w:right w:w="100.0" w:type="dxa"/>
-            </w:tcMar>
-            <w:vAlign w:val="top"/>
-          </w:tcPr>
-          <w:p>
-            <w:pPr>
-              <w:keepNext w:val="0"/>
-              <w:keepLines w:val="0"/>
-              <w:pageBreakBefore w:val="0"/>
-              <w:widowControl w:val="0"/>
-              <w:pBdr>
-                <w:top w:space="0" w:sz="0" w:val="nil"/>
-                <w:left w:space="0" w:sz="0" w:val="nil"/>
-                <w:bottom w:space="0" w:sz="0" w:val="nil"/>
-                <w:right w:space="0" w:sz="0" w:val="nil"/>
-                <w:between w:space="0" w:sz="0" w:val="nil"/>
-              </w:pBdr>
-              <w:shd w:fill="auto" w:val="clear"/>
-              <w:spacing w:after="0" w:before="0" w:line="240" w:lineRule="auto"/>
-              <w:ind w:left="0" w:right="0" w:firstLine="0"/>
-              <w:jc w:val="left"/>
+            <w:shd w:fill="d9d9d9" w:val="clear"/>
+          </w:tcPr>
+          <w:p>
+            <w:pPr>
+              <w:widowControl w:val="0"/>
+              <w:spacing w:line="240" w:lineRule="auto"/>
               <w:rPr/>
             </w:pPr>
             <w:r>
@@ -1293,32 +1083,12 @@
         </w:tc>
         <w:tc>
           <w:tcPr>
-            <w:shd w:fill="auto" w:val="clear"/>
-            <w:tcMar>
-              <w:top w:w="100.0" w:type="dxa"/>
-              <w:left w:w="100.0" w:type="dxa"/>
-              <w:bottom w:w="100.0" w:type="dxa"/>
-              <w:right w:w="100.0" w:type="dxa"/>
-            </w:tcMar>
-            <w:vAlign w:val="top"/>
-          </w:tcPr>
-          <w:p>
-            <w:pPr>
-              <w:keepNext w:val="0"/>
-              <w:keepLines w:val="0"/>
-              <w:pageBreakBefore w:val="0"/>
-              <w:widowControl w:val="0"/>
-              <w:pBdr>
-                <w:top w:space="0" w:sz="0" w:val="nil"/>
-                <w:left w:space="0" w:sz="0" w:val="nil"/>
-                <w:bottom w:space="0" w:sz="0" w:val="nil"/>
-                <w:right w:space="0" w:sz="0" w:val="nil"/>
-                <w:between w:space="0" w:sz="0" w:val="nil"/>
-              </w:pBdr>
-              <w:shd w:fill="auto" w:val="clear"/>
-              <w:spacing w:after="0" w:before="0" w:line="240" w:lineRule="auto"/>
-              <w:ind w:left="0" w:right="0" w:firstLine="0"/>
-              <w:jc w:val="left"/>
+            <w:shd w:fill="d9d9d9" w:val="clear"/>
+          </w:tcPr>
+          <w:p>
+            <w:pPr>
+              <w:widowControl w:val="0"/>
+              <w:spacing w:line="240" w:lineRule="auto"/>
               <w:rPr/>
             </w:pPr>
             <w:r>
@@ -1331,32 +1101,12 @@
         </w:tc>
         <w:tc>
           <w:tcPr>
-            <w:shd w:fill="auto" w:val="clear"/>
-            <w:tcMar>
-              <w:top w:w="100.0" w:type="dxa"/>
-              <w:left w:w="100.0" w:type="dxa"/>
-              <w:bottom w:w="100.0" w:type="dxa"/>
-              <w:right w:w="100.0" w:type="dxa"/>
-            </w:tcMar>
-            <w:vAlign w:val="top"/>
-          </w:tcPr>
-          <w:p>
-            <w:pPr>
-              <w:keepNext w:val="0"/>
-              <w:keepLines w:val="0"/>
-              <w:pageBreakBefore w:val="0"/>
-              <w:widowControl w:val="0"/>
-              <w:pBdr>
-                <w:top w:space="0" w:sz="0" w:val="nil"/>
-                <w:left w:space="0" w:sz="0" w:val="nil"/>
-                <w:bottom w:space="0" w:sz="0" w:val="nil"/>
-                <w:right w:space="0" w:sz="0" w:val="nil"/>
-                <w:between w:space="0" w:sz="0" w:val="nil"/>
-              </w:pBdr>
-              <w:shd w:fill="auto" w:val="clear"/>
-              <w:spacing w:after="0" w:before="0" w:line="240" w:lineRule="auto"/>
-              <w:ind w:left="0" w:right="0" w:firstLine="0"/>
-              <w:jc w:val="left"/>
+            <w:shd w:fill="d9d9d9" w:val="clear"/>
+          </w:tcPr>
+          <w:p>
+            <w:pPr>
+              <w:widowControl w:val="0"/>
+              <w:spacing w:line="240" w:lineRule="auto"/>
               <w:rPr/>
             </w:pPr>
             <w:r>
@@ -1369,32 +1119,12 @@
         </w:tc>
         <w:tc>
           <w:tcPr>
-            <w:shd w:fill="auto" w:val="clear"/>
-            <w:tcMar>
-              <w:top w:w="100.0" w:type="dxa"/>
-              <w:left w:w="100.0" w:type="dxa"/>
-              <w:bottom w:w="100.0" w:type="dxa"/>
-              <w:right w:w="100.0" w:type="dxa"/>
-            </w:tcMar>
-            <w:vAlign w:val="top"/>
-          </w:tcPr>
-          <w:p>
-            <w:pPr>
-              <w:keepNext w:val="0"/>
-              <w:keepLines w:val="0"/>
-              <w:pageBreakBefore w:val="0"/>
-              <w:widowControl w:val="0"/>
-              <w:pBdr>
-                <w:top w:space="0" w:sz="0" w:val="nil"/>
-                <w:left w:space="0" w:sz="0" w:val="nil"/>
-                <w:bottom w:space="0" w:sz="0" w:val="nil"/>
-                <w:right w:space="0" w:sz="0" w:val="nil"/>
-                <w:between w:space="0" w:sz="0" w:val="nil"/>
-              </w:pBdr>
-              <w:shd w:fill="auto" w:val="clear"/>
-              <w:spacing w:after="0" w:before="0" w:line="240" w:lineRule="auto"/>
-              <w:ind w:left="0" w:right="0" w:firstLine="0"/>
-              <w:jc w:val="left"/>
+            <w:shd w:fill="d9d9d9" w:val="clear"/>
+          </w:tcPr>
+          <w:p>
+            <w:pPr>
+              <w:widowControl w:val="0"/>
+              <w:spacing w:line="240" w:lineRule="auto"/>
               <w:rPr/>
             </w:pPr>
             <w:r>
@@ -1407,32 +1137,12 @@
         </w:tc>
         <w:tc>
           <w:tcPr>
-            <w:shd w:fill="auto" w:val="clear"/>
-            <w:tcMar>
-              <w:top w:w="100.0" w:type="dxa"/>
-              <w:left w:w="100.0" w:type="dxa"/>
-              <w:bottom w:w="100.0" w:type="dxa"/>
-              <w:right w:w="100.0" w:type="dxa"/>
-            </w:tcMar>
-            <w:vAlign w:val="top"/>
-          </w:tcPr>
-          <w:p>
-            <w:pPr>
-              <w:keepNext w:val="0"/>
-              <w:keepLines w:val="0"/>
-              <w:pageBreakBefore w:val="0"/>
-              <w:widowControl w:val="0"/>
-              <w:pBdr>
-                <w:top w:space="0" w:sz="0" w:val="nil"/>
-                <w:left w:space="0" w:sz="0" w:val="nil"/>
-                <w:bottom w:space="0" w:sz="0" w:val="nil"/>
-                <w:right w:space="0" w:sz="0" w:val="nil"/>
-                <w:between w:space="0" w:sz="0" w:val="nil"/>
-              </w:pBdr>
-              <w:shd w:fill="auto" w:val="clear"/>
-              <w:spacing w:after="0" w:before="0" w:line="240" w:lineRule="auto"/>
-              <w:ind w:left="0" w:right="0" w:firstLine="0"/>
-              <w:jc w:val="left"/>
+            <w:shd w:fill="d9d9d9" w:val="clear"/>
+          </w:tcPr>
+          <w:p>
+            <w:pPr>
+              <w:widowControl w:val="0"/>
+              <w:spacing w:line="240" w:lineRule="auto"/>
               <w:rPr/>
             </w:pPr>
             <w:r>
@@ -1446,32 +1156,12 @@
         </w:tc>
         <w:tc>
           <w:tcPr>
-            <w:shd w:fill="auto" w:val="clear"/>
-            <w:tcMar>
-              <w:top w:w="100.0" w:type="dxa"/>
-              <w:left w:w="100.0" w:type="dxa"/>
-              <w:bottom w:w="100.0" w:type="dxa"/>
-              <w:right w:w="100.0" w:type="dxa"/>
-            </w:tcMar>
-            <w:vAlign w:val="top"/>
-          </w:tcPr>
-          <w:p>
-            <w:pPr>
-              <w:keepNext w:val="0"/>
-              <w:keepLines w:val="0"/>
-              <w:pageBreakBefore w:val="0"/>
-              <w:widowControl w:val="0"/>
-              <w:pBdr>
-                <w:top w:space="0" w:sz="0" w:val="nil"/>
-                <w:left w:space="0" w:sz="0" w:val="nil"/>
-                <w:bottom w:space="0" w:sz="0" w:val="nil"/>
-                <w:right w:space="0" w:sz="0" w:val="nil"/>
-                <w:between w:space="0" w:sz="0" w:val="nil"/>
-              </w:pBdr>
-              <w:shd w:fill="auto" w:val="clear"/>
-              <w:spacing w:after="0" w:before="0" w:line="240" w:lineRule="auto"/>
-              <w:ind w:left="0" w:right="0" w:firstLine="0"/>
-              <w:jc w:val="left"/>
+            <w:shd w:fill="d9d9d9" w:val="clear"/>
+          </w:tcPr>
+          <w:p>
+            <w:pPr>
+              <w:widowControl w:val="0"/>
+              <w:spacing w:line="240" w:lineRule="auto"/>
               <w:rPr/>
             </w:pPr>
             <w:r>
@@ -1490,366 +1180,146 @@
           <w:tblHeader w:val="0"/>
         </w:trPr>
         <w:tc>
-          <w:tcPr>
-            <w:shd w:fill="auto" w:val="clear"/>
-            <w:tcMar>
-              <w:top w:w="100.0" w:type="dxa"/>
-              <w:left w:w="100.0" w:type="dxa"/>
-              <w:bottom w:w="100.0" w:type="dxa"/>
-              <w:right w:w="100.0" w:type="dxa"/>
-            </w:tcMar>
-            <w:vAlign w:val="top"/>
-          </w:tcPr>
-          <w:p>
-            <w:pPr>
-              <w:keepNext w:val="0"/>
-              <w:keepLines w:val="0"/>
-              <w:pageBreakBefore w:val="0"/>
-              <w:widowControl w:val="0"/>
-              <w:pBdr>
-                <w:top w:space="0" w:sz="0" w:val="nil"/>
-                <w:left w:space="0" w:sz="0" w:val="nil"/>
-                <w:bottom w:space="0" w:sz="0" w:val="nil"/>
-                <w:right w:space="0" w:sz="0" w:val="nil"/>
-                <w:between w:space="0" w:sz="0" w:val="nil"/>
-              </w:pBdr>
-              <w:shd w:fill="auto" w:val="clear"/>
-              <w:spacing w:after="0" w:before="0" w:line="240" w:lineRule="auto"/>
-              <w:ind w:left="0" w:right="0" w:firstLine="0"/>
-              <w:jc w:val="left"/>
-              <w:rPr/>
-            </w:pPr>
-            <w:r>
-              <w:rPr>
-                <w:rtl w:val="0"/>
-              </w:rPr>
-            </w:r>
-          </w:p>
-        </w:tc>
-        <w:tc>
-          <w:tcPr>
-            <w:shd w:fill="auto" w:val="clear"/>
-            <w:tcMar>
-              <w:top w:w="100.0" w:type="dxa"/>
-              <w:left w:w="100.0" w:type="dxa"/>
-              <w:bottom w:w="100.0" w:type="dxa"/>
-              <w:right w:w="100.0" w:type="dxa"/>
-            </w:tcMar>
-            <w:vAlign w:val="top"/>
-          </w:tcPr>
-          <w:p>
-            <w:pPr>
-              <w:keepNext w:val="0"/>
-              <w:keepLines w:val="0"/>
-              <w:pageBreakBefore w:val="0"/>
-              <w:widowControl w:val="0"/>
-              <w:pBdr>
-                <w:top w:space="0" w:sz="0" w:val="nil"/>
-                <w:left w:space="0" w:sz="0" w:val="nil"/>
-                <w:bottom w:space="0" w:sz="0" w:val="nil"/>
-                <w:right w:space="0" w:sz="0" w:val="nil"/>
-                <w:between w:space="0" w:sz="0" w:val="nil"/>
-              </w:pBdr>
-              <w:shd w:fill="auto" w:val="clear"/>
-              <w:spacing w:after="0" w:before="0" w:line="240" w:lineRule="auto"/>
-              <w:ind w:left="0" w:right="0" w:firstLine="0"/>
-              <w:jc w:val="left"/>
-              <w:rPr/>
-            </w:pPr>
-            <w:r>
-              <w:rPr>
-                <w:rtl w:val="0"/>
-              </w:rPr>
-            </w:r>
-          </w:p>
-        </w:tc>
-        <w:tc>
-          <w:tcPr>
-            <w:shd w:fill="auto" w:val="clear"/>
-            <w:tcMar>
-              <w:top w:w="100.0" w:type="dxa"/>
-              <w:left w:w="100.0" w:type="dxa"/>
-              <w:bottom w:w="100.0" w:type="dxa"/>
-              <w:right w:w="100.0" w:type="dxa"/>
-            </w:tcMar>
-            <w:vAlign w:val="top"/>
-          </w:tcPr>
-          <w:p>
-            <w:pPr>
-              <w:keepNext w:val="0"/>
-              <w:keepLines w:val="0"/>
-              <w:pageBreakBefore w:val="0"/>
-              <w:widowControl w:val="0"/>
-              <w:pBdr>
-                <w:top w:space="0" w:sz="0" w:val="nil"/>
-                <w:left w:space="0" w:sz="0" w:val="nil"/>
-                <w:bottom w:space="0" w:sz="0" w:val="nil"/>
-                <w:right w:space="0" w:sz="0" w:val="nil"/>
-                <w:between w:space="0" w:sz="0" w:val="nil"/>
-              </w:pBdr>
-              <w:shd w:fill="auto" w:val="clear"/>
-              <w:spacing w:after="0" w:before="0" w:line="240" w:lineRule="auto"/>
-              <w:ind w:left="0" w:right="0" w:firstLine="0"/>
-              <w:jc w:val="left"/>
-              <w:rPr/>
-            </w:pPr>
-            <w:r>
-              <w:rPr>
-                <w:rtl w:val="0"/>
-              </w:rPr>
-            </w:r>
-          </w:p>
-        </w:tc>
-        <w:tc>
-          <w:tcPr>
-            <w:shd w:fill="auto" w:val="clear"/>
-            <w:tcMar>
-              <w:top w:w="100.0" w:type="dxa"/>
-              <w:left w:w="100.0" w:type="dxa"/>
-              <w:bottom w:w="100.0" w:type="dxa"/>
-              <w:right w:w="100.0" w:type="dxa"/>
-            </w:tcMar>
-            <w:vAlign w:val="top"/>
-          </w:tcPr>
-          <w:p>
-            <w:pPr>
-              <w:keepNext w:val="0"/>
-              <w:keepLines w:val="0"/>
-              <w:pageBreakBefore w:val="0"/>
-              <w:widowControl w:val="0"/>
-              <w:pBdr>
-                <w:top w:space="0" w:sz="0" w:val="nil"/>
-                <w:left w:space="0" w:sz="0" w:val="nil"/>
-                <w:bottom w:space="0" w:sz="0" w:val="nil"/>
-                <w:right w:space="0" w:sz="0" w:val="nil"/>
-                <w:between w:space="0" w:sz="0" w:val="nil"/>
-              </w:pBdr>
-              <w:shd w:fill="auto" w:val="clear"/>
-              <w:spacing w:after="0" w:before="0" w:line="240" w:lineRule="auto"/>
-              <w:ind w:left="0" w:right="0" w:firstLine="0"/>
-              <w:jc w:val="left"/>
-              <w:rPr/>
-            </w:pPr>
-            <w:r>
-              <w:rPr>
-                <w:rtl w:val="0"/>
-              </w:rPr>
-            </w:r>
-          </w:p>
-        </w:tc>
-        <w:tc>
-          <w:tcPr>
-            <w:shd w:fill="auto" w:val="clear"/>
-            <w:tcMar>
-              <w:top w:w="100.0" w:type="dxa"/>
-              <w:left w:w="100.0" w:type="dxa"/>
-              <w:bottom w:w="100.0" w:type="dxa"/>
-              <w:right w:w="100.0" w:type="dxa"/>
-            </w:tcMar>
-            <w:vAlign w:val="top"/>
-          </w:tcPr>
-          <w:p>
-            <w:pPr>
-              <w:keepNext w:val="0"/>
-              <w:keepLines w:val="0"/>
-              <w:pageBreakBefore w:val="0"/>
-              <w:widowControl w:val="0"/>
-              <w:pBdr>
-                <w:top w:space="0" w:sz="0" w:val="nil"/>
-                <w:left w:space="0" w:sz="0" w:val="nil"/>
-                <w:bottom w:space="0" w:sz="0" w:val="nil"/>
-                <w:right w:space="0" w:sz="0" w:val="nil"/>
-                <w:between w:space="0" w:sz="0" w:val="nil"/>
-              </w:pBdr>
-              <w:shd w:fill="auto" w:val="clear"/>
-              <w:spacing w:after="0" w:before="0" w:line="240" w:lineRule="auto"/>
-              <w:ind w:left="0" w:right="0" w:firstLine="0"/>
-              <w:jc w:val="left"/>
-              <w:rPr/>
-            </w:pPr>
-            <w:r>
-              <w:rPr>
-                <w:rtl w:val="0"/>
-              </w:rPr>
-            </w:r>
-          </w:p>
-        </w:tc>
-        <w:tc>
-          <w:tcPr>
-            <w:shd w:fill="auto" w:val="clear"/>
-            <w:tcMar>
-              <w:top w:w="100.0" w:type="dxa"/>
-              <w:left w:w="100.0" w:type="dxa"/>
-              <w:bottom w:w="100.0" w:type="dxa"/>
-              <w:right w:w="100.0" w:type="dxa"/>
-            </w:tcMar>
-            <w:vAlign w:val="top"/>
-          </w:tcPr>
-          <w:p>
-            <w:pPr>
-              <w:keepNext w:val="0"/>
-              <w:keepLines w:val="0"/>
-              <w:pageBreakBefore w:val="0"/>
-              <w:widowControl w:val="0"/>
-              <w:pBdr>
-                <w:top w:space="0" w:sz="0" w:val="nil"/>
-                <w:left w:space="0" w:sz="0" w:val="nil"/>
-                <w:bottom w:space="0" w:sz="0" w:val="nil"/>
-                <w:right w:space="0" w:sz="0" w:val="nil"/>
-                <w:between w:space="0" w:sz="0" w:val="nil"/>
-              </w:pBdr>
-              <w:shd w:fill="auto" w:val="clear"/>
-              <w:spacing w:after="0" w:before="0" w:line="240" w:lineRule="auto"/>
-              <w:ind w:left="0" w:right="0" w:firstLine="0"/>
-              <w:jc w:val="left"/>
-              <w:rPr/>
-            </w:pPr>
-            <w:r>
-              <w:rPr>
-                <w:rtl w:val="0"/>
-              </w:rPr>
-            </w:r>
-          </w:p>
-        </w:tc>
-        <w:tc>
-          <w:tcPr>
-            <w:shd w:fill="auto" w:val="clear"/>
-            <w:tcMar>
-              <w:top w:w="100.0" w:type="dxa"/>
-              <w:left w:w="100.0" w:type="dxa"/>
-              <w:bottom w:w="100.0" w:type="dxa"/>
-              <w:right w:w="100.0" w:type="dxa"/>
-            </w:tcMar>
-            <w:vAlign w:val="top"/>
-          </w:tcPr>
-          <w:p>
-            <w:pPr>
-              <w:keepNext w:val="0"/>
-              <w:keepLines w:val="0"/>
-              <w:pageBreakBefore w:val="0"/>
-              <w:widowControl w:val="0"/>
-              <w:pBdr>
-                <w:top w:space="0" w:sz="0" w:val="nil"/>
-                <w:left w:space="0" w:sz="0" w:val="nil"/>
-                <w:bottom w:space="0" w:sz="0" w:val="nil"/>
-                <w:right w:space="0" w:sz="0" w:val="nil"/>
-                <w:between w:space="0" w:sz="0" w:val="nil"/>
-              </w:pBdr>
-              <w:shd w:fill="auto" w:val="clear"/>
-              <w:spacing w:after="0" w:before="0" w:line="240" w:lineRule="auto"/>
-              <w:ind w:left="0" w:right="0" w:firstLine="0"/>
-              <w:jc w:val="left"/>
-              <w:rPr/>
-            </w:pPr>
-            <w:r>
-              <w:rPr>
-                <w:rtl w:val="0"/>
-              </w:rPr>
-            </w:r>
-          </w:p>
-        </w:tc>
-        <w:tc>
-          <w:tcPr>
-            <w:shd w:fill="auto" w:val="clear"/>
-            <w:tcMar>
-              <w:top w:w="100.0" w:type="dxa"/>
-              <w:left w:w="100.0" w:type="dxa"/>
-              <w:bottom w:w="100.0" w:type="dxa"/>
-              <w:right w:w="100.0" w:type="dxa"/>
-            </w:tcMar>
-            <w:vAlign w:val="top"/>
-          </w:tcPr>
-          <w:p>
-            <w:pPr>
-              <w:keepNext w:val="0"/>
-              <w:keepLines w:val="0"/>
-              <w:pageBreakBefore w:val="0"/>
-              <w:widowControl w:val="0"/>
-              <w:pBdr>
-                <w:top w:space="0" w:sz="0" w:val="nil"/>
-                <w:left w:space="0" w:sz="0" w:val="nil"/>
-                <w:bottom w:space="0" w:sz="0" w:val="nil"/>
-                <w:right w:space="0" w:sz="0" w:val="nil"/>
-                <w:between w:space="0" w:sz="0" w:val="nil"/>
-              </w:pBdr>
-              <w:shd w:fill="auto" w:val="clear"/>
-              <w:spacing w:after="0" w:before="0" w:line="240" w:lineRule="auto"/>
-              <w:ind w:left="0" w:right="0" w:firstLine="0"/>
-              <w:jc w:val="left"/>
-              <w:rPr/>
-            </w:pPr>
-            <w:r>
-              <w:rPr>
-                <w:rtl w:val="0"/>
-              </w:rPr>
-            </w:r>
-          </w:p>
-        </w:tc>
-        <w:tc>
-          <w:tcPr>
-            <w:shd w:fill="auto" w:val="clear"/>
-            <w:tcMar>
-              <w:top w:w="100.0" w:type="dxa"/>
-              <w:left w:w="100.0" w:type="dxa"/>
-              <w:bottom w:w="100.0" w:type="dxa"/>
-              <w:right w:w="100.0" w:type="dxa"/>
-            </w:tcMar>
-            <w:vAlign w:val="top"/>
-          </w:tcPr>
-          <w:p>
-            <w:pPr>
-              <w:keepNext w:val="0"/>
-              <w:keepLines w:val="0"/>
-              <w:pageBreakBefore w:val="0"/>
-              <w:widowControl w:val="0"/>
-              <w:pBdr>
-                <w:top w:space="0" w:sz="0" w:val="nil"/>
-                <w:left w:space="0" w:sz="0" w:val="nil"/>
-                <w:bottom w:space="0" w:sz="0" w:val="nil"/>
-                <w:right w:space="0" w:sz="0" w:val="nil"/>
-                <w:between w:space="0" w:sz="0" w:val="nil"/>
-              </w:pBdr>
-              <w:shd w:fill="auto" w:val="clear"/>
-              <w:spacing w:after="0" w:before="0" w:line="240" w:lineRule="auto"/>
-              <w:ind w:left="0" w:right="0" w:firstLine="0"/>
-              <w:jc w:val="left"/>
-              <w:rPr/>
-            </w:pPr>
-            <w:r>
-              <w:rPr>
-                <w:rtl w:val="0"/>
-              </w:rPr>
-            </w:r>
-          </w:p>
-        </w:tc>
-        <w:tc>
-          <w:tcPr>
-            <w:shd w:fill="auto" w:val="clear"/>
-            <w:tcMar>
-              <w:top w:w="100.0" w:type="dxa"/>
-              <w:left w:w="100.0" w:type="dxa"/>
-              <w:bottom w:w="100.0" w:type="dxa"/>
-              <w:right w:w="100.0" w:type="dxa"/>
-            </w:tcMar>
-            <w:vAlign w:val="top"/>
-          </w:tcPr>
-          <w:p>
-            <w:pPr>
-              <w:keepNext w:val="0"/>
-              <w:keepLines w:val="0"/>
-              <w:pageBreakBefore w:val="0"/>
-              <w:widowControl w:val="0"/>
-              <w:pBdr>
-                <w:top w:space="0" w:sz="0" w:val="nil"/>
-                <w:left w:space="0" w:sz="0" w:val="nil"/>
-                <w:bottom w:space="0" w:sz="0" w:val="nil"/>
-                <w:right w:space="0" w:sz="0" w:val="nil"/>
-                <w:between w:space="0" w:sz="0" w:val="nil"/>
-              </w:pBdr>
-              <w:shd w:fill="auto" w:val="clear"/>
-              <w:spacing w:after="0" w:before="0" w:line="240" w:lineRule="auto"/>
-              <w:ind w:left="0" w:right="0" w:firstLine="0"/>
-              <w:jc w:val="left"/>
+          <w:tcPr/>
+          <w:p>
+            <w:pPr>
+              <w:widowControl w:val="0"/>
+              <w:spacing w:line="240" w:lineRule="auto"/>
+              <w:rPr/>
+            </w:pPr>
+            <w:r>
+              <w:rPr>
+                <w:rtl w:val="0"/>
+              </w:rPr>
+            </w:r>
+          </w:p>
+        </w:tc>
+        <w:tc>
+          <w:tcPr/>
+          <w:p>
+            <w:pPr>
+              <w:widowControl w:val="0"/>
+              <w:spacing w:line="240" w:lineRule="auto"/>
+              <w:rPr/>
+            </w:pPr>
+            <w:r>
+              <w:rPr>
+                <w:rtl w:val="0"/>
+              </w:rPr>
+            </w:r>
+          </w:p>
+        </w:tc>
+        <w:tc>
+          <w:tcPr/>
+          <w:p>
+            <w:pPr>
+              <w:widowControl w:val="0"/>
+              <w:spacing w:line="240" w:lineRule="auto"/>
+              <w:rPr/>
+            </w:pPr>
+            <w:r>
+              <w:rPr>
+                <w:rtl w:val="0"/>
+              </w:rPr>
+            </w:r>
+          </w:p>
+        </w:tc>
+        <w:tc>
+          <w:tcPr/>
+          <w:p>
+            <w:pPr>
+              <w:widowControl w:val="0"/>
+              <w:spacing w:line="240" w:lineRule="auto"/>
+              <w:rPr/>
+            </w:pPr>
+            <w:r>
+              <w:rPr>
+                <w:rtl w:val="0"/>
+              </w:rPr>
+            </w:r>
+          </w:p>
+        </w:tc>
+        <w:tc>
+          <w:tcPr/>
+          <w:p>
+            <w:pPr>
+              <w:widowControl w:val="0"/>
+              <w:spacing w:line="240" w:lineRule="auto"/>
+              <w:rPr/>
+            </w:pPr>
+            <w:r>
+              <w:rPr>
+                <w:rtl w:val="0"/>
+              </w:rPr>
+            </w:r>
+          </w:p>
+        </w:tc>
+        <w:tc>
+          <w:tcPr/>
+          <w:p>
+            <w:pPr>
+              <w:widowControl w:val="0"/>
+              <w:spacing w:line="240" w:lineRule="auto"/>
+              <w:rPr/>
+            </w:pPr>
+            <w:r>
+              <w:rPr>
+                <w:rtl w:val="0"/>
+              </w:rPr>
+            </w:r>
+          </w:p>
+        </w:tc>
+        <w:tc>
+          <w:tcPr/>
+          <w:p>
+            <w:pPr>
+              <w:widowControl w:val="0"/>
+              <w:spacing w:line="240" w:lineRule="auto"/>
+              <w:rPr/>
+            </w:pPr>
+            <w:r>
+              <w:rPr>
+                <w:rtl w:val="0"/>
+              </w:rPr>
+            </w:r>
+          </w:p>
+        </w:tc>
+        <w:tc>
+          <w:tcPr/>
+          <w:p>
+            <w:pPr>
+              <w:widowControl w:val="0"/>
+              <w:spacing w:line="240" w:lineRule="auto"/>
+              <w:rPr/>
+            </w:pPr>
+            <w:r>
+              <w:rPr>
+                <w:rtl w:val="0"/>
+              </w:rPr>
+            </w:r>
+          </w:p>
+        </w:tc>
+        <w:tc>
+          <w:tcPr/>
+          <w:p>
+            <w:pPr>
+              <w:widowControl w:val="0"/>
+              <w:spacing w:line="240" w:lineRule="auto"/>
+              <w:rPr/>
+            </w:pPr>
+            <w:r>
+              <w:rPr>
+                <w:rtl w:val="0"/>
+              </w:rPr>
+            </w:r>
+          </w:p>
+        </w:tc>
+        <w:tc>
+          <w:tcPr/>
+          <w:p>
+            <w:pPr>
+              <w:widowControl w:val="0"/>
+              <w:spacing w:line="240" w:lineRule="auto"/>
               <w:rPr/>
             </w:pPr>
             <w:r>
@@ -1872,8 +1342,8 @@
       </w:r>
     </w:p>
     <w:sectPr>
-      <w:pgSz w:h="16834" w:w="11909" w:orient="portrait"/>
-      <w:pgMar w:bottom="1440" w:top="1440" w:left="1440" w:right="1440" w:header="720" w:footer="720"/>
+      <w:pgSz w:h="11909" w:w="16834" w:orient="landscape"/>
+      <w:pgMar w:bottom="1440.0000000000002" w:top="1440.0000000000002" w:left="1440.0000000000002" w:right="1440.0000000000002" w:header="720" w:footer="720"/>
       <w:pgNumType w:start="1"/>
     </w:sectPr>
   </w:body>

--- a/templates/erd_template.docx
+++ b/templates/erd_template.docx
@@ -32,8 +32,8 @@
         <w:gridCol w:w="1500"/>
         <w:gridCol w:w="1530"/>
         <w:gridCol w:w="3675"/>
-        <w:gridCol w:w="1440"/>
-        <w:gridCol w:w="4005"/>
+        <w:gridCol w:w="2055"/>
+        <w:gridCol w:w="3390"/>
         <w:gridCol w:w="825"/>
         <w:gridCol w:w="1035"/>
         <w:tblGridChange w:id="0">
@@ -41,8 +41,8 @@
             <w:gridCol w:w="1500"/>
             <w:gridCol w:w="1530"/>
             <w:gridCol w:w="3675"/>
-            <w:gridCol w:w="1440"/>
-            <w:gridCol w:w="4005"/>
+            <w:gridCol w:w="2055"/>
+            <w:gridCol w:w="3390"/>
             <w:gridCol w:w="825"/>
             <w:gridCol w:w="1035"/>
           </w:tblGrid>
